--- a/backend/templates/FK COL paga local - Fin. COP - K° Crédito (No Aval).docx
+++ b/backend/templates/FK COL paga local - Fin. COP - K° Crédito (No Aval).docx
@@ -1,6 +1,6 @@
 
 <file path=word/document.xml><?xml version="1.0" encoding="utf-8"?>
-<w:document xmlns:wpc="http://schemas.microsoft.com/office/word/2010/wordprocessingCanvas" xmlns:cx="http://schemas.microsoft.com/office/drawing/2014/chartex" xmlns:cx1="http://schemas.microsoft.com/office/drawing/2015/9/8/chartex" xmlns:cx2="http://schemas.microsoft.com/office/drawing/2015/10/21/chartex" xmlns:cx3="http://schemas.microsoft.com/office/drawing/2016/5/9/chartex" xmlns:cx4="http://schemas.microsoft.com/office/drawing/2016/5/10/chartex" xmlns:cx5="http://schemas.microsoft.com/office/drawing/2016/5/11/chartex" xmlns:cx6="http://schemas.microsoft.com/office/drawing/2016/5/12/chartex" xmlns:cx7="http://schemas.microsoft.com/office/drawing/2016/5/13/chartex" xmlns:cx8="http://schemas.microsoft.com/office/drawing/2016/5/14/chartex" xmlns:mc="http://schemas.openxmlformats.org/markup-compatibility/2006" xmlns:aink="http://schemas.microsoft.com/office/drawing/2016/ink" xmlns:am3d="http://schemas.microsoft.com/office/drawing/2017/model3d" xmlns:o="urn:schemas-microsoft-com:office:office" xmlns:oel="http://schemas.microsoft.com/office/2019/extlst" xmlns:r="http://schemas.openxmlformats.org/officeDocument/2006/relationships" xmlns:m="http://schemas.openxmlformats.org/officeDocument/2006/math" xmlns:v="urn:schemas-microsoft-com:vml" xmlns:wp14="http://schemas.microsoft.com/office/word/2010/wordprocessingDrawing" xmlns:wp="http://schemas.openxmlformats.org/drawingml/2006/wordprocessingDrawing" xmlns:w10="urn:schemas-microsoft-com:office:word" xmlns:w="http://schemas.openxmlformats.org/wordprocessingml/2006/main" xmlns:w14="http://schemas.microsoft.com/office/word/2010/wordml" xmlns:w15="http://schemas.microsoft.com/office/word/2012/wordml" xmlns:w16cex="http://schemas.microsoft.com/office/word/2018/wordml/cex" xmlns:w16cid="http://schemas.microsoft.com/office/word/2016/wordml/cid" xmlns:w16="http://schemas.microsoft.com/office/word/2018/wordml" xmlns:w16du="http://schemas.microsoft.com/office/word/2023/wordml/word16du" xmlns:w16sdtdh="http://schemas.microsoft.com/office/word/2020/wordml/sdtdatahash" xmlns:w16sdtfl="http://schemas.microsoft.com/office/word/2024/wordml/sdtformatlock" xmlns:w16se="http://schemas.microsoft.com/office/word/2015/wordml/symex" xmlns:wpg="http://schemas.microsoft.com/office/word/2010/wordprocessingGroup" xmlns:wpi="http://schemas.microsoft.com/office/word/2010/wordprocessingInk" xmlns:wne="http://schemas.microsoft.com/office/word/2006/wordml" xmlns:wps="http://schemas.microsoft.com/office/word/2010/wordprocessingShape" mc:Ignorable="w14 w15 w16se w16cid w16 w16cex w16sdtdh w16sdtfl w16du wp14">
+<w:document xmlns:wpc="http://schemas.microsoft.com/office/word/2010/wordprocessingCanvas" xmlns:cx="http://schemas.microsoft.com/office/drawing/2014/chartex" xmlns:cx1="http://schemas.microsoft.com/office/drawing/2015/9/8/chartex" xmlns:cx2="http://schemas.microsoft.com/office/drawing/2015/10/21/chartex" xmlns:cx3="http://schemas.microsoft.com/office/drawing/2016/5/9/chartex" xmlns:cx4="http://schemas.microsoft.com/office/drawing/2016/5/10/chartex" xmlns:cx5="http://schemas.microsoft.com/office/drawing/2016/5/11/chartex" xmlns:cx6="http://schemas.microsoft.com/office/drawing/2016/5/12/chartex" xmlns:cx7="http://schemas.microsoft.com/office/drawing/2016/5/13/chartex" xmlns:cx8="http://schemas.microsoft.com/office/drawing/2016/5/14/chartex" xmlns:mc="http://schemas.openxmlformats.org/markup-compatibility/2006" xmlns:aink="http://schemas.microsoft.com/office/drawing/2016/ink" xmlns:am3d="http://schemas.microsoft.com/office/drawing/2017/model3d" xmlns:o="urn:schemas-microsoft-com:office:office" xmlns:r="http://schemas.openxmlformats.org/officeDocument/2006/relationships" xmlns:m="http://schemas.openxmlformats.org/officeDocument/2006/math" xmlns:v="urn:schemas-microsoft-com:vml" xmlns:wp14="http://schemas.microsoft.com/office/word/2010/wordprocessingDrawing" xmlns:wp="http://schemas.openxmlformats.org/drawingml/2006/wordprocessingDrawing" xmlns:w10="urn:schemas-microsoft-com:office:word" xmlns:w="http://schemas.openxmlformats.org/wordprocessingml/2006/main" xmlns:w14="http://schemas.microsoft.com/office/word/2010/wordml" xmlns:w15="http://schemas.microsoft.com/office/word/2012/wordml" xmlns:w16cex="http://schemas.microsoft.com/office/word/2018/wordml/cex" xmlns:w16cid="http://schemas.microsoft.com/office/word/2016/wordml/cid" xmlns:w16="http://schemas.microsoft.com/office/word/2018/wordml" xmlns:w16se="http://schemas.microsoft.com/office/word/2015/wordml/symex" xmlns:wpg="http://schemas.microsoft.com/office/word/2010/wordprocessingGroup" xmlns:wpi="http://schemas.microsoft.com/office/word/2010/wordprocessingInk" xmlns:wne="http://schemas.microsoft.com/office/word/2006/wordml" xmlns:wps="http://schemas.microsoft.com/office/word/2010/wordprocessingShape" mc:Ignorable="w14 w15 w16se w16cid w16 w16cex wp14">
   <w:body>
     <w:p>
       <w:pPr>
@@ -378,11 +378,11 @@
       <w:r>
         <w:rPr>
           <w:rFonts w:eastAsia="Open Sans" w:cs="Open Sans"/>
-          <w:b/>
+          <w:bCs/>
           <w:color w:val="000000"/>
           <w:szCs w:val="20"/>
         </w:rPr>
-        <w:t>FINKARGO COLOMBIA S.A.S.</w:t>
+        <w:t xml:space="preserve">FINKARGO COLOMBIA S.A.S., </w:t>
       </w:r>
       <w:r>
         <w:rPr>
@@ -390,7 +390,7 @@
           <w:color w:val="000000"/>
           <w:szCs w:val="20"/>
         </w:rPr>
-        <w:t>, sociedad comercial, debidamente constituida y válidamente existente de conformidad con las leyes de Colombia, con domicilio en la ciudad de Bogotá D.C., identificada con NIT 901.456.364-1, y representada para todos los efectos de este Contrato de Crédito por John Elvis Jiménez Jiménez, identificado como aparece al pie de su firma (“</w:t>
+        <w:t>sociedad comercial, debidamente constituida y válidamente existente de conformidad con las leyes de Colombia, con domicilio en la ciudad de Bogotá D.C., identificada con NIT 901.456.364-1, y representada para todos los efectos de este Contrato de Crédito por John Elvis Jiménez Jiménez, identificado como aparece al pie de su firma (“</w:t>
       </w:r>
       <w:r>
         <w:rPr>
@@ -428,7 +428,7 @@
       <w:r>
         <w:rPr>
           <w:rFonts w:eastAsia="Open Sans"/>
-          <w:b/>
+          <w:bCs/>
           <w:color w:val="000000"/>
         </w:rPr>
         <w:t>[</w:t>
@@ -436,7 +436,7 @@
       <w:r>
         <w:rPr>
           <w:rFonts w:eastAsia="Open Sans" w:cs="Open Sans"/>
-          <w:b/>
+          <w:bCs/>
           <w:color w:val="000000"/>
           <w:szCs w:val="20"/>
           <w:highlight w:val="yellow"/>
@@ -446,10 +446,19 @@
       <w:r>
         <w:rPr>
           <w:rFonts w:eastAsia="Open Sans"/>
-          <w:b/>
+          <w:bCs/>
           <w:color w:val="000000"/>
         </w:rPr>
         <w:t>]</w:t>
+      </w:r>
+      <w:r>
+        <w:rPr>
+          <w:rFonts w:eastAsia="Open Sans" w:cs="Open Sans"/>
+          <w:bCs/>
+          <w:color w:val="000000"/>
+          <w:szCs w:val="20"/>
+        </w:rPr>
+        <w:t>,</w:t>
       </w:r>
       <w:r>
         <w:rPr>
@@ -457,7 +466,7 @@
           <w:color w:val="000000"/>
           <w:szCs w:val="20"/>
         </w:rPr>
-        <w:t>, sociedad comercial, debidamente constituida y válidamente existente de conformidad con las leyes de Colombia, domiciliada en la ciudad de [</w:t>
+        <w:t xml:space="preserve"> sociedad comercial, debidamente constituida y válidamente existente de conformidad con las leyes de Colombia, domiciliada en la ciudad de [</w:t>
       </w:r>
       <w:r>
         <w:rPr>
@@ -12405,6 +12414,7 @@
           <w:tag w:val="goog_rdk_191"/>
           <w:id w:val="1031230458"/>
         </w:sdtPr>
+        <w:sdtEndPr/>
         <w:sdtContent>
           <w:r>
             <w:t>s</w:t>
@@ -20876,7 +20886,7 @@
 </file>
 
 <file path=word/endnotes.xml><?xml version="1.0" encoding="utf-8"?>
-<w:endnotes xmlns:wpc="http://schemas.microsoft.com/office/word/2010/wordprocessingCanvas" xmlns:cx="http://schemas.microsoft.com/office/drawing/2014/chartex" xmlns:cx1="http://schemas.microsoft.com/office/drawing/2015/9/8/chartex" xmlns:cx2="http://schemas.microsoft.com/office/drawing/2015/10/21/chartex" xmlns:cx3="http://schemas.microsoft.com/office/drawing/2016/5/9/chartex" xmlns:cx4="http://schemas.microsoft.com/office/drawing/2016/5/10/chartex" xmlns:cx5="http://schemas.microsoft.com/office/drawing/2016/5/11/chartex" xmlns:cx6="http://schemas.microsoft.com/office/drawing/2016/5/12/chartex" xmlns:cx7="http://schemas.microsoft.com/office/drawing/2016/5/13/chartex" xmlns:cx8="http://schemas.microsoft.com/office/drawing/2016/5/14/chartex" xmlns:mc="http://schemas.openxmlformats.org/markup-compatibility/2006" xmlns:aink="http://schemas.microsoft.com/office/drawing/2016/ink" xmlns:am3d="http://schemas.microsoft.com/office/drawing/2017/model3d" xmlns:o="urn:schemas-microsoft-com:office:office" xmlns:oel="http://schemas.microsoft.com/office/2019/extlst" xmlns:r="http://schemas.openxmlformats.org/officeDocument/2006/relationships" xmlns:m="http://schemas.openxmlformats.org/officeDocument/2006/math" xmlns:v="urn:schemas-microsoft-com:vml" xmlns:wp14="http://schemas.microsoft.com/office/word/2010/wordprocessingDrawing" xmlns:wp="http://schemas.openxmlformats.org/drawingml/2006/wordprocessingDrawing" xmlns:w10="urn:schemas-microsoft-com:office:word" xmlns:w="http://schemas.openxmlformats.org/wordprocessingml/2006/main" xmlns:w14="http://schemas.microsoft.com/office/word/2010/wordml" xmlns:w15="http://schemas.microsoft.com/office/word/2012/wordml" xmlns:w16cex="http://schemas.microsoft.com/office/word/2018/wordml/cex" xmlns:w16cid="http://schemas.microsoft.com/office/word/2016/wordml/cid" xmlns:w16="http://schemas.microsoft.com/office/word/2018/wordml" xmlns:w16du="http://schemas.microsoft.com/office/word/2023/wordml/word16du" xmlns:w16sdtdh="http://schemas.microsoft.com/office/word/2020/wordml/sdtdatahash" xmlns:w16sdtfl="http://schemas.microsoft.com/office/word/2024/wordml/sdtformatlock" xmlns:w16se="http://schemas.microsoft.com/office/word/2015/wordml/symex" xmlns:wpg="http://schemas.microsoft.com/office/word/2010/wordprocessingGroup" xmlns:wpi="http://schemas.microsoft.com/office/word/2010/wordprocessingInk" xmlns:wne="http://schemas.microsoft.com/office/word/2006/wordml" xmlns:wps="http://schemas.microsoft.com/office/word/2010/wordprocessingShape" mc:Ignorable="w14 w15 w16se w16cid w16 w16cex w16sdtdh w16sdtfl w16du wp14">
+<w:endnotes xmlns:wpc="http://schemas.microsoft.com/office/word/2010/wordprocessingCanvas" xmlns:cx="http://schemas.microsoft.com/office/drawing/2014/chartex" xmlns:cx1="http://schemas.microsoft.com/office/drawing/2015/9/8/chartex" xmlns:cx2="http://schemas.microsoft.com/office/drawing/2015/10/21/chartex" xmlns:cx3="http://schemas.microsoft.com/office/drawing/2016/5/9/chartex" xmlns:cx4="http://schemas.microsoft.com/office/drawing/2016/5/10/chartex" xmlns:cx5="http://schemas.microsoft.com/office/drawing/2016/5/11/chartex" xmlns:cx6="http://schemas.microsoft.com/office/drawing/2016/5/12/chartex" xmlns:cx7="http://schemas.microsoft.com/office/drawing/2016/5/13/chartex" xmlns:cx8="http://schemas.microsoft.com/office/drawing/2016/5/14/chartex" xmlns:mc="http://schemas.openxmlformats.org/markup-compatibility/2006" xmlns:aink="http://schemas.microsoft.com/office/drawing/2016/ink" xmlns:am3d="http://schemas.microsoft.com/office/drawing/2017/model3d" xmlns:o="urn:schemas-microsoft-com:office:office" xmlns:r="http://schemas.openxmlformats.org/officeDocument/2006/relationships" xmlns:m="http://schemas.openxmlformats.org/officeDocument/2006/math" xmlns:v="urn:schemas-microsoft-com:vml" xmlns:wp14="http://schemas.microsoft.com/office/word/2010/wordprocessingDrawing" xmlns:wp="http://schemas.openxmlformats.org/drawingml/2006/wordprocessingDrawing" xmlns:w10="urn:schemas-microsoft-com:office:word" xmlns:w="http://schemas.openxmlformats.org/wordprocessingml/2006/main" xmlns:w14="http://schemas.microsoft.com/office/word/2010/wordml" xmlns:w15="http://schemas.microsoft.com/office/word/2012/wordml" xmlns:w16cex="http://schemas.microsoft.com/office/word/2018/wordml/cex" xmlns:w16cid="http://schemas.microsoft.com/office/word/2016/wordml/cid" xmlns:w16="http://schemas.microsoft.com/office/word/2018/wordml" xmlns:w16se="http://schemas.microsoft.com/office/word/2015/wordml/symex" xmlns:wpg="http://schemas.microsoft.com/office/word/2010/wordprocessingGroup" xmlns:wpi="http://schemas.microsoft.com/office/word/2010/wordprocessingInk" xmlns:wne="http://schemas.microsoft.com/office/word/2006/wordml" xmlns:wps="http://schemas.microsoft.com/office/word/2010/wordprocessingShape" mc:Ignorable="w14 w15 w16se w16cid w16 w16cex wp14">
   <w:endnote w:type="separator" w:id="-1">
     <w:p>
       <w:r>
@@ -20902,7 +20912,7 @@
 </file>
 
 <file path=word/footer1.xml><?xml version="1.0" encoding="utf-8"?>
-<w:ftr xmlns:wpc="http://schemas.microsoft.com/office/word/2010/wordprocessingCanvas" xmlns:cx="http://schemas.microsoft.com/office/drawing/2014/chartex" xmlns:cx1="http://schemas.microsoft.com/office/drawing/2015/9/8/chartex" xmlns:cx2="http://schemas.microsoft.com/office/drawing/2015/10/21/chartex" xmlns:cx3="http://schemas.microsoft.com/office/drawing/2016/5/9/chartex" xmlns:cx4="http://schemas.microsoft.com/office/drawing/2016/5/10/chartex" xmlns:cx5="http://schemas.microsoft.com/office/drawing/2016/5/11/chartex" xmlns:cx6="http://schemas.microsoft.com/office/drawing/2016/5/12/chartex" xmlns:cx7="http://schemas.microsoft.com/office/drawing/2016/5/13/chartex" xmlns:cx8="http://schemas.microsoft.com/office/drawing/2016/5/14/chartex" xmlns:mc="http://schemas.openxmlformats.org/markup-compatibility/2006" xmlns:aink="http://schemas.microsoft.com/office/drawing/2016/ink" xmlns:am3d="http://schemas.microsoft.com/office/drawing/2017/model3d" xmlns:o="urn:schemas-microsoft-com:office:office" xmlns:oel="http://schemas.microsoft.com/office/2019/extlst" xmlns:r="http://schemas.openxmlformats.org/officeDocument/2006/relationships" xmlns:m="http://schemas.openxmlformats.org/officeDocument/2006/math" xmlns:v="urn:schemas-microsoft-com:vml" xmlns:wp14="http://schemas.microsoft.com/office/word/2010/wordprocessingDrawing" xmlns:wp="http://schemas.openxmlformats.org/drawingml/2006/wordprocessingDrawing" xmlns:w10="urn:schemas-microsoft-com:office:word" xmlns:w="http://schemas.openxmlformats.org/wordprocessingml/2006/main" xmlns:w14="http://schemas.microsoft.com/office/word/2010/wordml" xmlns:w15="http://schemas.microsoft.com/office/word/2012/wordml" xmlns:w16cex="http://schemas.microsoft.com/office/word/2018/wordml/cex" xmlns:w16cid="http://schemas.microsoft.com/office/word/2016/wordml/cid" xmlns:w16="http://schemas.microsoft.com/office/word/2018/wordml" xmlns:w16du="http://schemas.microsoft.com/office/word/2023/wordml/word16du" xmlns:w16sdtdh="http://schemas.microsoft.com/office/word/2020/wordml/sdtdatahash" xmlns:w16sdtfl="http://schemas.microsoft.com/office/word/2024/wordml/sdtformatlock" xmlns:w16se="http://schemas.microsoft.com/office/word/2015/wordml/symex" xmlns:wpg="http://schemas.microsoft.com/office/word/2010/wordprocessingGroup" xmlns:wpi="http://schemas.microsoft.com/office/word/2010/wordprocessingInk" xmlns:wne="http://schemas.microsoft.com/office/word/2006/wordml" xmlns:wps="http://schemas.microsoft.com/office/word/2010/wordprocessingShape" mc:Ignorable="w14 w15 w16se w16cid w16 w16cex w16sdtdh w16sdtfl w16du wp14">
+<w:ftr xmlns:wpc="http://schemas.microsoft.com/office/word/2010/wordprocessingCanvas" xmlns:cx="http://schemas.microsoft.com/office/drawing/2014/chartex" xmlns:cx1="http://schemas.microsoft.com/office/drawing/2015/9/8/chartex" xmlns:cx2="http://schemas.microsoft.com/office/drawing/2015/10/21/chartex" xmlns:cx3="http://schemas.microsoft.com/office/drawing/2016/5/9/chartex" xmlns:cx4="http://schemas.microsoft.com/office/drawing/2016/5/10/chartex" xmlns:cx5="http://schemas.microsoft.com/office/drawing/2016/5/11/chartex" xmlns:cx6="http://schemas.microsoft.com/office/drawing/2016/5/12/chartex" xmlns:cx7="http://schemas.microsoft.com/office/drawing/2016/5/13/chartex" xmlns:cx8="http://schemas.microsoft.com/office/drawing/2016/5/14/chartex" xmlns:mc="http://schemas.openxmlformats.org/markup-compatibility/2006" xmlns:aink="http://schemas.microsoft.com/office/drawing/2016/ink" xmlns:am3d="http://schemas.microsoft.com/office/drawing/2017/model3d" xmlns:o="urn:schemas-microsoft-com:office:office" xmlns:r="http://schemas.openxmlformats.org/officeDocument/2006/relationships" xmlns:m="http://schemas.openxmlformats.org/officeDocument/2006/math" xmlns:v="urn:schemas-microsoft-com:vml" xmlns:wp14="http://schemas.microsoft.com/office/word/2010/wordprocessingDrawing" xmlns:wp="http://schemas.openxmlformats.org/drawingml/2006/wordprocessingDrawing" xmlns:w10="urn:schemas-microsoft-com:office:word" xmlns:w="http://schemas.openxmlformats.org/wordprocessingml/2006/main" xmlns:w14="http://schemas.microsoft.com/office/word/2010/wordml" xmlns:w15="http://schemas.microsoft.com/office/word/2012/wordml" xmlns:w16cex="http://schemas.microsoft.com/office/word/2018/wordml/cex" xmlns:w16cid="http://schemas.microsoft.com/office/word/2016/wordml/cid" xmlns:w16="http://schemas.microsoft.com/office/word/2018/wordml" xmlns:w16se="http://schemas.microsoft.com/office/word/2015/wordml/symex" xmlns:wpg="http://schemas.microsoft.com/office/word/2010/wordprocessingGroup" xmlns:wpi="http://schemas.microsoft.com/office/word/2010/wordprocessingInk" xmlns:wne="http://schemas.microsoft.com/office/word/2006/wordml" xmlns:wps="http://schemas.microsoft.com/office/word/2010/wordprocessingShape" mc:Ignorable="w14 w15 w16se w16cid w16 w16cex wp14">
   <w:p>
     <w:pPr>
       <w:spacing w:before="240" w:after="0"/>
@@ -20973,7 +20983,7 @@
 </file>
 
 <file path=word/footer2.xml><?xml version="1.0" encoding="utf-8"?>
-<w:ftr xmlns:wpc="http://schemas.microsoft.com/office/word/2010/wordprocessingCanvas" xmlns:cx="http://schemas.microsoft.com/office/drawing/2014/chartex" xmlns:cx1="http://schemas.microsoft.com/office/drawing/2015/9/8/chartex" xmlns:cx2="http://schemas.microsoft.com/office/drawing/2015/10/21/chartex" xmlns:cx3="http://schemas.microsoft.com/office/drawing/2016/5/9/chartex" xmlns:cx4="http://schemas.microsoft.com/office/drawing/2016/5/10/chartex" xmlns:cx5="http://schemas.microsoft.com/office/drawing/2016/5/11/chartex" xmlns:cx6="http://schemas.microsoft.com/office/drawing/2016/5/12/chartex" xmlns:cx7="http://schemas.microsoft.com/office/drawing/2016/5/13/chartex" xmlns:cx8="http://schemas.microsoft.com/office/drawing/2016/5/14/chartex" xmlns:mc="http://schemas.openxmlformats.org/markup-compatibility/2006" xmlns:aink="http://schemas.microsoft.com/office/drawing/2016/ink" xmlns:am3d="http://schemas.microsoft.com/office/drawing/2017/model3d" xmlns:o="urn:schemas-microsoft-com:office:office" xmlns:oel="http://schemas.microsoft.com/office/2019/extlst" xmlns:r="http://schemas.openxmlformats.org/officeDocument/2006/relationships" xmlns:m="http://schemas.openxmlformats.org/officeDocument/2006/math" xmlns:v="urn:schemas-microsoft-com:vml" xmlns:wp14="http://schemas.microsoft.com/office/word/2010/wordprocessingDrawing" xmlns:wp="http://schemas.openxmlformats.org/drawingml/2006/wordprocessingDrawing" xmlns:w10="urn:schemas-microsoft-com:office:word" xmlns:w="http://schemas.openxmlformats.org/wordprocessingml/2006/main" xmlns:w14="http://schemas.microsoft.com/office/word/2010/wordml" xmlns:w15="http://schemas.microsoft.com/office/word/2012/wordml" xmlns:w16cex="http://schemas.microsoft.com/office/word/2018/wordml/cex" xmlns:w16cid="http://schemas.microsoft.com/office/word/2016/wordml/cid" xmlns:w16="http://schemas.microsoft.com/office/word/2018/wordml" xmlns:w16du="http://schemas.microsoft.com/office/word/2023/wordml/word16du" xmlns:w16sdtdh="http://schemas.microsoft.com/office/word/2020/wordml/sdtdatahash" xmlns:w16sdtfl="http://schemas.microsoft.com/office/word/2024/wordml/sdtformatlock" xmlns:w16se="http://schemas.microsoft.com/office/word/2015/wordml/symex" xmlns:wpg="http://schemas.microsoft.com/office/word/2010/wordprocessingGroup" xmlns:wpi="http://schemas.microsoft.com/office/word/2010/wordprocessingInk" xmlns:wne="http://schemas.microsoft.com/office/word/2006/wordml" xmlns:wps="http://schemas.microsoft.com/office/word/2010/wordprocessingShape" mc:Ignorable="w14 w15 w16se w16cid w16 w16cex w16sdtdh w16sdtfl w16du wp14">
+<w:ftr xmlns:wpc="http://schemas.microsoft.com/office/word/2010/wordprocessingCanvas" xmlns:cx="http://schemas.microsoft.com/office/drawing/2014/chartex" xmlns:cx1="http://schemas.microsoft.com/office/drawing/2015/9/8/chartex" xmlns:cx2="http://schemas.microsoft.com/office/drawing/2015/10/21/chartex" xmlns:cx3="http://schemas.microsoft.com/office/drawing/2016/5/9/chartex" xmlns:cx4="http://schemas.microsoft.com/office/drawing/2016/5/10/chartex" xmlns:cx5="http://schemas.microsoft.com/office/drawing/2016/5/11/chartex" xmlns:cx6="http://schemas.microsoft.com/office/drawing/2016/5/12/chartex" xmlns:cx7="http://schemas.microsoft.com/office/drawing/2016/5/13/chartex" xmlns:cx8="http://schemas.microsoft.com/office/drawing/2016/5/14/chartex" xmlns:mc="http://schemas.openxmlformats.org/markup-compatibility/2006" xmlns:aink="http://schemas.microsoft.com/office/drawing/2016/ink" xmlns:am3d="http://schemas.microsoft.com/office/drawing/2017/model3d" xmlns:o="urn:schemas-microsoft-com:office:office" xmlns:r="http://schemas.openxmlformats.org/officeDocument/2006/relationships" xmlns:m="http://schemas.openxmlformats.org/officeDocument/2006/math" xmlns:v="urn:schemas-microsoft-com:vml" xmlns:wp14="http://schemas.microsoft.com/office/word/2010/wordprocessingDrawing" xmlns:wp="http://schemas.openxmlformats.org/drawingml/2006/wordprocessingDrawing" xmlns:w10="urn:schemas-microsoft-com:office:word" xmlns:w="http://schemas.openxmlformats.org/wordprocessingml/2006/main" xmlns:w14="http://schemas.microsoft.com/office/word/2010/wordml" xmlns:w15="http://schemas.microsoft.com/office/word/2012/wordml" xmlns:w16cex="http://schemas.microsoft.com/office/word/2018/wordml/cex" xmlns:w16cid="http://schemas.microsoft.com/office/word/2016/wordml/cid" xmlns:w16="http://schemas.microsoft.com/office/word/2018/wordml" xmlns:w16se="http://schemas.microsoft.com/office/word/2015/wordml/symex" xmlns:wpg="http://schemas.microsoft.com/office/word/2010/wordprocessingGroup" xmlns:wpi="http://schemas.microsoft.com/office/word/2010/wordprocessingInk" xmlns:wne="http://schemas.microsoft.com/office/word/2006/wordml" xmlns:wps="http://schemas.microsoft.com/office/word/2010/wordprocessingShape" mc:Ignorable="w14 w15 w16se w16cid w16 w16cex wp14">
   <w:p>
     <w:pPr>
       <w:spacing w:before="240" w:after="0"/>
@@ -21083,7 +21093,7 @@
 </file>
 
 <file path=word/footer3.xml><?xml version="1.0" encoding="utf-8"?>
-<w:ftr xmlns:wpc="http://schemas.microsoft.com/office/word/2010/wordprocessingCanvas" xmlns:cx="http://schemas.microsoft.com/office/drawing/2014/chartex" xmlns:cx1="http://schemas.microsoft.com/office/drawing/2015/9/8/chartex" xmlns:cx2="http://schemas.microsoft.com/office/drawing/2015/10/21/chartex" xmlns:cx3="http://schemas.microsoft.com/office/drawing/2016/5/9/chartex" xmlns:cx4="http://schemas.microsoft.com/office/drawing/2016/5/10/chartex" xmlns:cx5="http://schemas.microsoft.com/office/drawing/2016/5/11/chartex" xmlns:cx6="http://schemas.microsoft.com/office/drawing/2016/5/12/chartex" xmlns:cx7="http://schemas.microsoft.com/office/drawing/2016/5/13/chartex" xmlns:cx8="http://schemas.microsoft.com/office/drawing/2016/5/14/chartex" xmlns:mc="http://schemas.openxmlformats.org/markup-compatibility/2006" xmlns:aink="http://schemas.microsoft.com/office/drawing/2016/ink" xmlns:am3d="http://schemas.microsoft.com/office/drawing/2017/model3d" xmlns:o="urn:schemas-microsoft-com:office:office" xmlns:oel="http://schemas.microsoft.com/office/2019/extlst" xmlns:r="http://schemas.openxmlformats.org/officeDocument/2006/relationships" xmlns:m="http://schemas.openxmlformats.org/officeDocument/2006/math" xmlns:v="urn:schemas-microsoft-com:vml" xmlns:wp14="http://schemas.microsoft.com/office/word/2010/wordprocessingDrawing" xmlns:wp="http://schemas.openxmlformats.org/drawingml/2006/wordprocessingDrawing" xmlns:w10="urn:schemas-microsoft-com:office:word" xmlns:w="http://schemas.openxmlformats.org/wordprocessingml/2006/main" xmlns:w14="http://schemas.microsoft.com/office/word/2010/wordml" xmlns:w15="http://schemas.microsoft.com/office/word/2012/wordml" xmlns:w16cex="http://schemas.microsoft.com/office/word/2018/wordml/cex" xmlns:w16cid="http://schemas.microsoft.com/office/word/2016/wordml/cid" xmlns:w16="http://schemas.microsoft.com/office/word/2018/wordml" xmlns:w16du="http://schemas.microsoft.com/office/word/2023/wordml/word16du" xmlns:w16sdtdh="http://schemas.microsoft.com/office/word/2020/wordml/sdtdatahash" xmlns:w16sdtfl="http://schemas.microsoft.com/office/word/2024/wordml/sdtformatlock" xmlns:w16se="http://schemas.microsoft.com/office/word/2015/wordml/symex" xmlns:wpg="http://schemas.microsoft.com/office/word/2010/wordprocessingGroup" xmlns:wpi="http://schemas.microsoft.com/office/word/2010/wordprocessingInk" xmlns:wne="http://schemas.microsoft.com/office/word/2006/wordml" xmlns:wps="http://schemas.microsoft.com/office/word/2010/wordprocessingShape" mc:Ignorable="w14 w15 w16se w16cid w16 w16cex w16sdtdh w16sdtfl w16du wp14">
+<w:ftr xmlns:wpc="http://schemas.microsoft.com/office/word/2010/wordprocessingCanvas" xmlns:cx="http://schemas.microsoft.com/office/drawing/2014/chartex" xmlns:cx1="http://schemas.microsoft.com/office/drawing/2015/9/8/chartex" xmlns:cx2="http://schemas.microsoft.com/office/drawing/2015/10/21/chartex" xmlns:cx3="http://schemas.microsoft.com/office/drawing/2016/5/9/chartex" xmlns:cx4="http://schemas.microsoft.com/office/drawing/2016/5/10/chartex" xmlns:cx5="http://schemas.microsoft.com/office/drawing/2016/5/11/chartex" xmlns:cx6="http://schemas.microsoft.com/office/drawing/2016/5/12/chartex" xmlns:cx7="http://schemas.microsoft.com/office/drawing/2016/5/13/chartex" xmlns:cx8="http://schemas.microsoft.com/office/drawing/2016/5/14/chartex" xmlns:mc="http://schemas.openxmlformats.org/markup-compatibility/2006" xmlns:aink="http://schemas.microsoft.com/office/drawing/2016/ink" xmlns:am3d="http://schemas.microsoft.com/office/drawing/2017/model3d" xmlns:o="urn:schemas-microsoft-com:office:office" xmlns:r="http://schemas.openxmlformats.org/officeDocument/2006/relationships" xmlns:m="http://schemas.openxmlformats.org/officeDocument/2006/math" xmlns:v="urn:schemas-microsoft-com:vml" xmlns:wp14="http://schemas.microsoft.com/office/word/2010/wordprocessingDrawing" xmlns:wp="http://schemas.openxmlformats.org/drawingml/2006/wordprocessingDrawing" xmlns:w10="urn:schemas-microsoft-com:office:word" xmlns:w="http://schemas.openxmlformats.org/wordprocessingml/2006/main" xmlns:w14="http://schemas.microsoft.com/office/word/2010/wordml" xmlns:w15="http://schemas.microsoft.com/office/word/2012/wordml" xmlns:w16cex="http://schemas.microsoft.com/office/word/2018/wordml/cex" xmlns:w16cid="http://schemas.microsoft.com/office/word/2016/wordml/cid" xmlns:w16="http://schemas.microsoft.com/office/word/2018/wordml" xmlns:w16se="http://schemas.microsoft.com/office/word/2015/wordml/symex" xmlns:wpg="http://schemas.microsoft.com/office/word/2010/wordprocessingGroup" xmlns:wpi="http://schemas.microsoft.com/office/word/2010/wordprocessingInk" xmlns:wne="http://schemas.microsoft.com/office/word/2006/wordml" xmlns:wps="http://schemas.microsoft.com/office/word/2010/wordprocessingShape" mc:Ignorable="w14 w15 w16se w16cid w16 w16cex wp14">
   <w:p>
     <w:pPr>
       <w:pStyle w:val="Footer"/>
@@ -21187,7 +21197,7 @@
 </file>
 
 <file path=word/footnotes.xml><?xml version="1.0" encoding="utf-8"?>
-<w:footnotes xmlns:wpc="http://schemas.microsoft.com/office/word/2010/wordprocessingCanvas" xmlns:cx="http://schemas.microsoft.com/office/drawing/2014/chartex" xmlns:cx1="http://schemas.microsoft.com/office/drawing/2015/9/8/chartex" xmlns:cx2="http://schemas.microsoft.com/office/drawing/2015/10/21/chartex" xmlns:cx3="http://schemas.microsoft.com/office/drawing/2016/5/9/chartex" xmlns:cx4="http://schemas.microsoft.com/office/drawing/2016/5/10/chartex" xmlns:cx5="http://schemas.microsoft.com/office/drawing/2016/5/11/chartex" xmlns:cx6="http://schemas.microsoft.com/office/drawing/2016/5/12/chartex" xmlns:cx7="http://schemas.microsoft.com/office/drawing/2016/5/13/chartex" xmlns:cx8="http://schemas.microsoft.com/office/drawing/2016/5/14/chartex" xmlns:mc="http://schemas.openxmlformats.org/markup-compatibility/2006" xmlns:aink="http://schemas.microsoft.com/office/drawing/2016/ink" xmlns:am3d="http://schemas.microsoft.com/office/drawing/2017/model3d" xmlns:o="urn:schemas-microsoft-com:office:office" xmlns:oel="http://schemas.microsoft.com/office/2019/extlst" xmlns:r="http://schemas.openxmlformats.org/officeDocument/2006/relationships" xmlns:m="http://schemas.openxmlformats.org/officeDocument/2006/math" xmlns:v="urn:schemas-microsoft-com:vml" xmlns:wp14="http://schemas.microsoft.com/office/word/2010/wordprocessingDrawing" xmlns:wp="http://schemas.openxmlformats.org/drawingml/2006/wordprocessingDrawing" xmlns:w10="urn:schemas-microsoft-com:office:word" xmlns:w="http://schemas.openxmlformats.org/wordprocessingml/2006/main" xmlns:w14="http://schemas.microsoft.com/office/word/2010/wordml" xmlns:w15="http://schemas.microsoft.com/office/word/2012/wordml" xmlns:w16cex="http://schemas.microsoft.com/office/word/2018/wordml/cex" xmlns:w16cid="http://schemas.microsoft.com/office/word/2016/wordml/cid" xmlns:w16="http://schemas.microsoft.com/office/word/2018/wordml" xmlns:w16du="http://schemas.microsoft.com/office/word/2023/wordml/word16du" xmlns:w16sdtdh="http://schemas.microsoft.com/office/word/2020/wordml/sdtdatahash" xmlns:w16sdtfl="http://schemas.microsoft.com/office/word/2024/wordml/sdtformatlock" xmlns:w16se="http://schemas.microsoft.com/office/word/2015/wordml/symex" xmlns:wpg="http://schemas.microsoft.com/office/word/2010/wordprocessingGroup" xmlns:wpi="http://schemas.microsoft.com/office/word/2010/wordprocessingInk" xmlns:wne="http://schemas.microsoft.com/office/word/2006/wordml" xmlns:wps="http://schemas.microsoft.com/office/word/2010/wordprocessingShape" mc:Ignorable="w14 w15 w16se w16cid w16 w16cex w16sdtdh w16sdtfl w16du wp14">
+<w:footnotes xmlns:wpc="http://schemas.microsoft.com/office/word/2010/wordprocessingCanvas" xmlns:cx="http://schemas.microsoft.com/office/drawing/2014/chartex" xmlns:cx1="http://schemas.microsoft.com/office/drawing/2015/9/8/chartex" xmlns:cx2="http://schemas.microsoft.com/office/drawing/2015/10/21/chartex" xmlns:cx3="http://schemas.microsoft.com/office/drawing/2016/5/9/chartex" xmlns:cx4="http://schemas.microsoft.com/office/drawing/2016/5/10/chartex" xmlns:cx5="http://schemas.microsoft.com/office/drawing/2016/5/11/chartex" xmlns:cx6="http://schemas.microsoft.com/office/drawing/2016/5/12/chartex" xmlns:cx7="http://schemas.microsoft.com/office/drawing/2016/5/13/chartex" xmlns:cx8="http://schemas.microsoft.com/office/drawing/2016/5/14/chartex" xmlns:mc="http://schemas.openxmlformats.org/markup-compatibility/2006" xmlns:aink="http://schemas.microsoft.com/office/drawing/2016/ink" xmlns:am3d="http://schemas.microsoft.com/office/drawing/2017/model3d" xmlns:o="urn:schemas-microsoft-com:office:office" xmlns:r="http://schemas.openxmlformats.org/officeDocument/2006/relationships" xmlns:m="http://schemas.openxmlformats.org/officeDocument/2006/math" xmlns:v="urn:schemas-microsoft-com:vml" xmlns:wp14="http://schemas.microsoft.com/office/word/2010/wordprocessingDrawing" xmlns:wp="http://schemas.openxmlformats.org/drawingml/2006/wordprocessingDrawing" xmlns:w10="urn:schemas-microsoft-com:office:word" xmlns:w="http://schemas.openxmlformats.org/wordprocessingml/2006/main" xmlns:w14="http://schemas.microsoft.com/office/word/2010/wordml" xmlns:w15="http://schemas.microsoft.com/office/word/2012/wordml" xmlns:w16cex="http://schemas.microsoft.com/office/word/2018/wordml/cex" xmlns:w16cid="http://schemas.microsoft.com/office/word/2016/wordml/cid" xmlns:w16="http://schemas.microsoft.com/office/word/2018/wordml" xmlns:w16se="http://schemas.microsoft.com/office/word/2015/wordml/symex" xmlns:wpg="http://schemas.microsoft.com/office/word/2010/wordprocessingGroup" xmlns:wpi="http://schemas.microsoft.com/office/word/2010/wordprocessingInk" xmlns:wne="http://schemas.microsoft.com/office/word/2006/wordml" xmlns:wps="http://schemas.microsoft.com/office/word/2010/wordprocessingShape" mc:Ignorable="w14 w15 w16se w16cid w16 w16cex wp14">
   <w:footnote w:type="separator" w:id="-1">
     <w:p>
       <w:pPr>
@@ -21234,7 +21244,7 @@
 </file>
 
 <file path=word/header1.xml><?xml version="1.0" encoding="utf-8"?>
-<w:hdr xmlns:wpc="http://schemas.microsoft.com/office/word/2010/wordprocessingCanvas" xmlns:cx="http://schemas.microsoft.com/office/drawing/2014/chartex" xmlns:cx1="http://schemas.microsoft.com/office/drawing/2015/9/8/chartex" xmlns:cx2="http://schemas.microsoft.com/office/drawing/2015/10/21/chartex" xmlns:cx3="http://schemas.microsoft.com/office/drawing/2016/5/9/chartex" xmlns:cx4="http://schemas.microsoft.com/office/drawing/2016/5/10/chartex" xmlns:cx5="http://schemas.microsoft.com/office/drawing/2016/5/11/chartex" xmlns:cx6="http://schemas.microsoft.com/office/drawing/2016/5/12/chartex" xmlns:cx7="http://schemas.microsoft.com/office/drawing/2016/5/13/chartex" xmlns:cx8="http://schemas.microsoft.com/office/drawing/2016/5/14/chartex" xmlns:mc="http://schemas.openxmlformats.org/markup-compatibility/2006" xmlns:aink="http://schemas.microsoft.com/office/drawing/2016/ink" xmlns:am3d="http://schemas.microsoft.com/office/drawing/2017/model3d" xmlns:o="urn:schemas-microsoft-com:office:office" xmlns:oel="http://schemas.microsoft.com/office/2019/extlst" xmlns:r="http://schemas.openxmlformats.org/officeDocument/2006/relationships" xmlns:m="http://schemas.openxmlformats.org/officeDocument/2006/math" xmlns:v="urn:schemas-microsoft-com:vml" xmlns:wp14="http://schemas.microsoft.com/office/word/2010/wordprocessingDrawing" xmlns:wp="http://schemas.openxmlformats.org/drawingml/2006/wordprocessingDrawing" xmlns:w10="urn:schemas-microsoft-com:office:word" xmlns:w="http://schemas.openxmlformats.org/wordprocessingml/2006/main" xmlns:w14="http://schemas.microsoft.com/office/word/2010/wordml" xmlns:w15="http://schemas.microsoft.com/office/word/2012/wordml" xmlns:w16cex="http://schemas.microsoft.com/office/word/2018/wordml/cex" xmlns:w16cid="http://schemas.microsoft.com/office/word/2016/wordml/cid" xmlns:w16="http://schemas.microsoft.com/office/word/2018/wordml" xmlns:w16du="http://schemas.microsoft.com/office/word/2023/wordml/word16du" xmlns:w16sdtdh="http://schemas.microsoft.com/office/word/2020/wordml/sdtdatahash" xmlns:w16sdtfl="http://schemas.microsoft.com/office/word/2024/wordml/sdtformatlock" xmlns:w16se="http://schemas.microsoft.com/office/word/2015/wordml/symex" xmlns:wpg="http://schemas.microsoft.com/office/word/2010/wordprocessingGroup" xmlns:wpi="http://schemas.microsoft.com/office/word/2010/wordprocessingInk" xmlns:wne="http://schemas.microsoft.com/office/word/2006/wordml" xmlns:wps="http://schemas.microsoft.com/office/word/2010/wordprocessingShape" mc:Ignorable="w14 w15 w16se w16cid w16 w16cex w16sdtdh w16sdtfl w16du wp14">
+<w:hdr xmlns:wpc="http://schemas.microsoft.com/office/word/2010/wordprocessingCanvas" xmlns:cx="http://schemas.microsoft.com/office/drawing/2014/chartex" xmlns:cx1="http://schemas.microsoft.com/office/drawing/2015/9/8/chartex" xmlns:cx2="http://schemas.microsoft.com/office/drawing/2015/10/21/chartex" xmlns:cx3="http://schemas.microsoft.com/office/drawing/2016/5/9/chartex" xmlns:cx4="http://schemas.microsoft.com/office/drawing/2016/5/10/chartex" xmlns:cx5="http://schemas.microsoft.com/office/drawing/2016/5/11/chartex" xmlns:cx6="http://schemas.microsoft.com/office/drawing/2016/5/12/chartex" xmlns:cx7="http://schemas.microsoft.com/office/drawing/2016/5/13/chartex" xmlns:cx8="http://schemas.microsoft.com/office/drawing/2016/5/14/chartex" xmlns:mc="http://schemas.openxmlformats.org/markup-compatibility/2006" xmlns:aink="http://schemas.microsoft.com/office/drawing/2016/ink" xmlns:am3d="http://schemas.microsoft.com/office/drawing/2017/model3d" xmlns:o="urn:schemas-microsoft-com:office:office" xmlns:r="http://schemas.openxmlformats.org/officeDocument/2006/relationships" xmlns:m="http://schemas.openxmlformats.org/officeDocument/2006/math" xmlns:v="urn:schemas-microsoft-com:vml" xmlns:wp14="http://schemas.microsoft.com/office/word/2010/wordprocessingDrawing" xmlns:wp="http://schemas.openxmlformats.org/drawingml/2006/wordprocessingDrawing" xmlns:w10="urn:schemas-microsoft-com:office:word" xmlns:w="http://schemas.openxmlformats.org/wordprocessingml/2006/main" xmlns:w14="http://schemas.microsoft.com/office/word/2010/wordml" xmlns:w15="http://schemas.microsoft.com/office/word/2012/wordml" xmlns:w16cex="http://schemas.microsoft.com/office/word/2018/wordml/cex" xmlns:w16cid="http://schemas.microsoft.com/office/word/2016/wordml/cid" xmlns:w16="http://schemas.microsoft.com/office/word/2018/wordml" xmlns:w16se="http://schemas.microsoft.com/office/word/2015/wordml/symex" xmlns:wpg="http://schemas.microsoft.com/office/word/2010/wordprocessingGroup" xmlns:wpi="http://schemas.microsoft.com/office/word/2010/wordprocessingInk" xmlns:wne="http://schemas.microsoft.com/office/word/2006/wordml" xmlns:wps="http://schemas.microsoft.com/office/word/2010/wordprocessingShape" mc:Ignorable="w14 w15 w16se w16cid w16 w16cex wp14">
   <w:p>
     <w:pPr>
       <w:pStyle w:val="Header"/>
@@ -21294,7 +21304,7 @@
 </file>
 
 <file path=word/numbering.xml><?xml version="1.0" encoding="utf-8"?>
-<w:numbering xmlns:wpc="http://schemas.microsoft.com/office/word/2010/wordprocessingCanvas" xmlns:cx="http://schemas.microsoft.com/office/drawing/2014/chartex" xmlns:cx1="http://schemas.microsoft.com/office/drawing/2015/9/8/chartex" xmlns:cx2="http://schemas.microsoft.com/office/drawing/2015/10/21/chartex" xmlns:cx3="http://schemas.microsoft.com/office/drawing/2016/5/9/chartex" xmlns:cx4="http://schemas.microsoft.com/office/drawing/2016/5/10/chartex" xmlns:cx5="http://schemas.microsoft.com/office/drawing/2016/5/11/chartex" xmlns:cx6="http://schemas.microsoft.com/office/drawing/2016/5/12/chartex" xmlns:cx7="http://schemas.microsoft.com/office/drawing/2016/5/13/chartex" xmlns:cx8="http://schemas.microsoft.com/office/drawing/2016/5/14/chartex" xmlns:mc="http://schemas.openxmlformats.org/markup-compatibility/2006" xmlns:aink="http://schemas.microsoft.com/office/drawing/2016/ink" xmlns:am3d="http://schemas.microsoft.com/office/drawing/2017/model3d" xmlns:o="urn:schemas-microsoft-com:office:office" xmlns:oel="http://schemas.microsoft.com/office/2019/extlst" xmlns:r="http://schemas.openxmlformats.org/officeDocument/2006/relationships" xmlns:m="http://schemas.openxmlformats.org/officeDocument/2006/math" xmlns:v="urn:schemas-microsoft-com:vml" xmlns:wp14="http://schemas.microsoft.com/office/word/2010/wordprocessingDrawing" xmlns:wp="http://schemas.openxmlformats.org/drawingml/2006/wordprocessingDrawing" xmlns:w10="urn:schemas-microsoft-com:office:word" xmlns:w="http://schemas.openxmlformats.org/wordprocessingml/2006/main" xmlns:w14="http://schemas.microsoft.com/office/word/2010/wordml" xmlns:w15="http://schemas.microsoft.com/office/word/2012/wordml" xmlns:w16cex="http://schemas.microsoft.com/office/word/2018/wordml/cex" xmlns:w16cid="http://schemas.microsoft.com/office/word/2016/wordml/cid" xmlns:w16="http://schemas.microsoft.com/office/word/2018/wordml" xmlns:w16du="http://schemas.microsoft.com/office/word/2023/wordml/word16du" xmlns:w16sdtdh="http://schemas.microsoft.com/office/word/2020/wordml/sdtdatahash" xmlns:w16sdtfl="http://schemas.microsoft.com/office/word/2024/wordml/sdtformatlock" xmlns:w16se="http://schemas.microsoft.com/office/word/2015/wordml/symex" xmlns:wpg="http://schemas.microsoft.com/office/word/2010/wordprocessingGroup" xmlns:wpi="http://schemas.microsoft.com/office/word/2010/wordprocessingInk" xmlns:wne="http://schemas.microsoft.com/office/word/2006/wordml" xmlns:wps="http://schemas.microsoft.com/office/word/2010/wordprocessingShape" mc:Ignorable="w14 w15 w16se w16cid w16 w16cex w16sdtdh w16sdtfl w16du wp14">
+<w:numbering xmlns:wpc="http://schemas.microsoft.com/office/word/2010/wordprocessingCanvas" xmlns:cx="http://schemas.microsoft.com/office/drawing/2014/chartex" xmlns:cx1="http://schemas.microsoft.com/office/drawing/2015/9/8/chartex" xmlns:cx2="http://schemas.microsoft.com/office/drawing/2015/10/21/chartex" xmlns:cx3="http://schemas.microsoft.com/office/drawing/2016/5/9/chartex" xmlns:cx4="http://schemas.microsoft.com/office/drawing/2016/5/10/chartex" xmlns:cx5="http://schemas.microsoft.com/office/drawing/2016/5/11/chartex" xmlns:cx6="http://schemas.microsoft.com/office/drawing/2016/5/12/chartex" xmlns:cx7="http://schemas.microsoft.com/office/drawing/2016/5/13/chartex" xmlns:cx8="http://schemas.microsoft.com/office/drawing/2016/5/14/chartex" xmlns:mc="http://schemas.openxmlformats.org/markup-compatibility/2006" xmlns:aink="http://schemas.microsoft.com/office/drawing/2016/ink" xmlns:am3d="http://schemas.microsoft.com/office/drawing/2017/model3d" xmlns:o="urn:schemas-microsoft-com:office:office" xmlns:r="http://schemas.openxmlformats.org/officeDocument/2006/relationships" xmlns:m="http://schemas.openxmlformats.org/officeDocument/2006/math" xmlns:v="urn:schemas-microsoft-com:vml" xmlns:wp14="http://schemas.microsoft.com/office/word/2010/wordprocessingDrawing" xmlns:wp="http://schemas.openxmlformats.org/drawingml/2006/wordprocessingDrawing" xmlns:w10="urn:schemas-microsoft-com:office:word" xmlns:w="http://schemas.openxmlformats.org/wordprocessingml/2006/main" xmlns:w14="http://schemas.microsoft.com/office/word/2010/wordml" xmlns:w15="http://schemas.microsoft.com/office/word/2012/wordml" xmlns:w16cex="http://schemas.microsoft.com/office/word/2018/wordml/cex" xmlns:w16cid="http://schemas.microsoft.com/office/word/2016/wordml/cid" xmlns:w16="http://schemas.microsoft.com/office/word/2018/wordml" xmlns:w16se="http://schemas.microsoft.com/office/word/2015/wordml/symex" xmlns:wpg="http://schemas.microsoft.com/office/word/2010/wordprocessingGroup" xmlns:wpi="http://schemas.microsoft.com/office/word/2010/wordprocessingInk" xmlns:wne="http://schemas.microsoft.com/office/word/2006/wordml" xmlns:wps="http://schemas.microsoft.com/office/word/2010/wordprocessingShape" mc:Ignorable="w14 w15 w16se w16cid w16 w16cex wp14">
   <w:abstractNum w:abstractNumId="0" w15:restartNumberingAfterBreak="0">
     <w:nsid w:val="04AB477D"/>
     <w:multiLevelType w:val="hybridMultilevel"/>
@@ -24364,40 +24374,40 @@
       </w:pPr>
     </w:lvl>
   </w:abstractNum>
-  <w:num w:numId="1" w16cid:durableId="127166980">
+  <w:num w:numId="1">
     <w:abstractNumId w:val="22"/>
   </w:num>
-  <w:num w:numId="2" w16cid:durableId="1627197850">
+  <w:num w:numId="2">
     <w:abstractNumId w:val="13"/>
   </w:num>
-  <w:num w:numId="3" w16cid:durableId="1629316503">
+  <w:num w:numId="3">
     <w:abstractNumId w:val="19"/>
   </w:num>
-  <w:num w:numId="4" w16cid:durableId="1421560161">
+  <w:num w:numId="4">
     <w:abstractNumId w:val="17"/>
   </w:num>
-  <w:num w:numId="5" w16cid:durableId="1687096976">
+  <w:num w:numId="5">
     <w:abstractNumId w:val="20"/>
   </w:num>
-  <w:num w:numId="6" w16cid:durableId="411658153">
+  <w:num w:numId="6">
     <w:abstractNumId w:val="3"/>
   </w:num>
-  <w:num w:numId="7" w16cid:durableId="2071414532">
+  <w:num w:numId="7">
     <w:abstractNumId w:val="8"/>
   </w:num>
-  <w:num w:numId="8" w16cid:durableId="660427482">
+  <w:num w:numId="8">
     <w:abstractNumId w:val="25"/>
   </w:num>
-  <w:num w:numId="9" w16cid:durableId="1981036717">
+  <w:num w:numId="9">
     <w:abstractNumId w:val="9"/>
   </w:num>
-  <w:num w:numId="10" w16cid:durableId="1414888852">
+  <w:num w:numId="10">
     <w:abstractNumId w:val="14"/>
   </w:num>
-  <w:num w:numId="11" w16cid:durableId="397754635">
+  <w:num w:numId="11">
     <w:abstractNumId w:val="18"/>
   </w:num>
-  <w:num w:numId="12" w16cid:durableId="828449686">
+  <w:num w:numId="12">
     <w:abstractNumId w:val="8"/>
     <w:lvlOverride w:ilvl="0">
       <w:startOverride w:val="1"/>
@@ -24427,13 +24437,13 @@
       <w:startOverride w:val="1"/>
     </w:lvlOverride>
   </w:num>
-  <w:num w:numId="13" w16cid:durableId="572084157">
+  <w:num w:numId="13">
     <w:abstractNumId w:val="12"/>
   </w:num>
-  <w:num w:numId="14" w16cid:durableId="666709668">
+  <w:num w:numId="14">
     <w:abstractNumId w:val="4"/>
   </w:num>
-  <w:num w:numId="15" w16cid:durableId="108090065">
+  <w:num w:numId="15">
     <w:abstractNumId w:val="22"/>
     <w:lvlOverride w:ilvl="0">
       <w:startOverride w:val="1"/>
@@ -24463,7 +24473,7 @@
       <w:startOverride w:val="1"/>
     </w:lvlOverride>
   </w:num>
-  <w:num w:numId="16" w16cid:durableId="340133476">
+  <w:num w:numId="16">
     <w:abstractNumId w:val="22"/>
     <w:lvlOverride w:ilvl="0">
       <w:startOverride w:val="1"/>
@@ -24493,10 +24503,10 @@
       <w:startOverride w:val="1"/>
     </w:lvlOverride>
   </w:num>
-  <w:num w:numId="17" w16cid:durableId="393427522">
+  <w:num w:numId="17">
     <w:abstractNumId w:val="0"/>
   </w:num>
-  <w:num w:numId="18" w16cid:durableId="1838111334">
+  <w:num w:numId="18">
     <w:abstractNumId w:val="22"/>
     <w:lvlOverride w:ilvl="0">
       <w:startOverride w:val="1"/>
@@ -24526,7 +24536,7 @@
       <w:startOverride w:val="1"/>
     </w:lvlOverride>
   </w:num>
-  <w:num w:numId="19" w16cid:durableId="1476534102">
+  <w:num w:numId="19">
     <w:abstractNumId w:val="22"/>
     <w:lvlOverride w:ilvl="0">
       <w:startOverride w:val="1"/>
@@ -24556,7 +24566,7 @@
       <w:startOverride w:val="1"/>
     </w:lvlOverride>
   </w:num>
-  <w:num w:numId="20" w16cid:durableId="1237010700">
+  <w:num w:numId="20">
     <w:abstractNumId w:val="22"/>
     <w:lvlOverride w:ilvl="0">
       <w:startOverride w:val="1"/>
@@ -24586,25 +24596,25 @@
       <w:startOverride w:val="1"/>
     </w:lvlOverride>
   </w:num>
-  <w:num w:numId="21" w16cid:durableId="1998915209">
+  <w:num w:numId="21">
     <w:abstractNumId w:val="6"/>
   </w:num>
-  <w:num w:numId="22" w16cid:durableId="1499730378">
+  <w:num w:numId="22">
     <w:abstractNumId w:val="16"/>
   </w:num>
-  <w:num w:numId="23" w16cid:durableId="1141189352">
+  <w:num w:numId="23">
     <w:abstractNumId w:val="24"/>
   </w:num>
-  <w:num w:numId="24" w16cid:durableId="1267925940">
+  <w:num w:numId="24">
     <w:abstractNumId w:val="21"/>
   </w:num>
-  <w:num w:numId="25" w16cid:durableId="1017081005">
+  <w:num w:numId="25">
     <w:abstractNumId w:val="5"/>
   </w:num>
-  <w:num w:numId="26" w16cid:durableId="1694107939">
+  <w:num w:numId="26">
     <w:abstractNumId w:val="1"/>
   </w:num>
-  <w:num w:numId="27" w16cid:durableId="1493250873">
+  <w:num w:numId="27">
     <w:abstractNumId w:val="22"/>
     <w:lvlOverride w:ilvl="0">
       <w:startOverride w:val="1"/>
@@ -24634,7 +24644,7 @@
       <w:startOverride w:val="1"/>
     </w:lvlOverride>
   </w:num>
-  <w:num w:numId="28" w16cid:durableId="411972235">
+  <w:num w:numId="28">
     <w:abstractNumId w:val="22"/>
     <w:lvlOverride w:ilvl="0">
       <w:startOverride w:val="1"/>
@@ -24664,7 +24674,7 @@
       <w:startOverride w:val="1"/>
     </w:lvlOverride>
   </w:num>
-  <w:num w:numId="29" w16cid:durableId="1960407188">
+  <w:num w:numId="29">
     <w:abstractNumId w:val="22"/>
     <w:lvlOverride w:ilvl="0">
       <w:startOverride w:val="1"/>
@@ -24694,7 +24704,7 @@
       <w:startOverride w:val="1"/>
     </w:lvlOverride>
   </w:num>
-  <w:num w:numId="30" w16cid:durableId="1004288064">
+  <w:num w:numId="30">
     <w:abstractNumId w:val="22"/>
     <w:lvlOverride w:ilvl="0">
       <w:startOverride w:val="1"/>
@@ -24724,7 +24734,7 @@
       <w:startOverride w:val="1"/>
     </w:lvlOverride>
   </w:num>
-  <w:num w:numId="31" w16cid:durableId="1341661228">
+  <w:num w:numId="31">
     <w:abstractNumId w:val="22"/>
     <w:lvlOverride w:ilvl="0">
       <w:startOverride w:val="1"/>
@@ -24754,7 +24764,7 @@
       <w:startOverride w:val="1"/>
     </w:lvlOverride>
   </w:num>
-  <w:num w:numId="32" w16cid:durableId="584530501">
+  <w:num w:numId="32">
     <w:abstractNumId w:val="22"/>
     <w:lvlOverride w:ilvl="0">
       <w:startOverride w:val="1"/>
@@ -24784,10 +24794,10 @@
       <w:startOverride w:val="1"/>
     </w:lvlOverride>
   </w:num>
-  <w:num w:numId="33" w16cid:durableId="527959731">
+  <w:num w:numId="33">
     <w:abstractNumId w:val="15"/>
   </w:num>
-  <w:num w:numId="34" w16cid:durableId="983774844">
+  <w:num w:numId="34">
     <w:abstractNumId w:val="22"/>
     <w:lvlOverride w:ilvl="0">
       <w:startOverride w:val="1"/>
@@ -24817,7 +24827,7 @@
       <w:startOverride w:val="1"/>
     </w:lvlOverride>
   </w:num>
-  <w:num w:numId="35" w16cid:durableId="1076511706">
+  <w:num w:numId="35">
     <w:abstractNumId w:val="22"/>
     <w:lvlOverride w:ilvl="0">
       <w:startOverride w:val="1"/>
@@ -24847,7 +24857,7 @@
       <w:startOverride w:val="1"/>
     </w:lvlOverride>
   </w:num>
-  <w:num w:numId="36" w16cid:durableId="1859201236">
+  <w:num w:numId="36">
     <w:abstractNumId w:val="22"/>
     <w:lvlOverride w:ilvl="0">
       <w:startOverride w:val="1"/>
@@ -24877,7 +24887,7 @@
       <w:startOverride w:val="1"/>
     </w:lvlOverride>
   </w:num>
-  <w:num w:numId="37" w16cid:durableId="1064717559">
+  <w:num w:numId="37">
     <w:abstractNumId w:val="22"/>
     <w:lvlOverride w:ilvl="0">
       <w:startOverride w:val="1"/>
@@ -24907,7 +24917,7 @@
       <w:startOverride w:val="1"/>
     </w:lvlOverride>
   </w:num>
-  <w:num w:numId="38" w16cid:durableId="1568146243">
+  <w:num w:numId="38">
     <w:abstractNumId w:val="8"/>
     <w:lvlOverride w:ilvl="0">
       <w:startOverride w:val="1"/>
@@ -24937,7 +24947,7 @@
       <w:startOverride w:val="1"/>
     </w:lvlOverride>
   </w:num>
-  <w:num w:numId="39" w16cid:durableId="557205626">
+  <w:num w:numId="39">
     <w:abstractNumId w:val="8"/>
     <w:lvlOverride w:ilvl="0">
       <w:startOverride w:val="1"/>
@@ -24967,34 +24977,34 @@
       <w:startOverride w:val="1"/>
     </w:lvlOverride>
   </w:num>
-  <w:num w:numId="40" w16cid:durableId="994141318">
+  <w:num w:numId="40">
     <w:abstractNumId w:val="7"/>
   </w:num>
-  <w:num w:numId="41" w16cid:durableId="153835960">
+  <w:num w:numId="41">
     <w:abstractNumId w:val="11"/>
   </w:num>
-  <w:num w:numId="42" w16cid:durableId="1640378444">
+  <w:num w:numId="42">
     <w:abstractNumId w:val="22"/>
   </w:num>
-  <w:num w:numId="43" w16cid:durableId="958609003">
+  <w:num w:numId="43">
     <w:abstractNumId w:val="22"/>
   </w:num>
-  <w:num w:numId="44" w16cid:durableId="2059622156">
+  <w:num w:numId="44">
     <w:abstractNumId w:val="22"/>
   </w:num>
-  <w:num w:numId="45" w16cid:durableId="2032488562">
+  <w:num w:numId="45">
     <w:abstractNumId w:val="22"/>
   </w:num>
-  <w:num w:numId="46" w16cid:durableId="804011224">
+  <w:num w:numId="46">
     <w:abstractNumId w:val="2"/>
   </w:num>
-  <w:num w:numId="47" w16cid:durableId="1790855848">
+  <w:num w:numId="47">
     <w:abstractNumId w:val="10"/>
   </w:num>
-  <w:num w:numId="48" w16cid:durableId="1125465558">
+  <w:num w:numId="48">
     <w:abstractNumId w:val="23"/>
   </w:num>
-  <w:num w:numId="49" w16cid:durableId="721758708">
+  <w:num w:numId="49">
     <w:abstractNumId w:val="8"/>
     <w:lvlOverride w:ilvl="0">
       <w:startOverride w:val="1"/>
@@ -25029,7 +25039,7 @@
 </file>
 
 <file path=word/styles.xml><?xml version="1.0" encoding="utf-8"?>
-<w:styles xmlns:mc="http://schemas.openxmlformats.org/markup-compatibility/2006" xmlns:r="http://schemas.openxmlformats.org/officeDocument/2006/relationships" xmlns:w="http://schemas.openxmlformats.org/wordprocessingml/2006/main" xmlns:w14="http://schemas.microsoft.com/office/word/2010/wordml" xmlns:w15="http://schemas.microsoft.com/office/word/2012/wordml" xmlns:w16cex="http://schemas.microsoft.com/office/word/2018/wordml/cex" xmlns:w16cid="http://schemas.microsoft.com/office/word/2016/wordml/cid" xmlns:w16="http://schemas.microsoft.com/office/word/2018/wordml" xmlns:w16du="http://schemas.microsoft.com/office/word/2023/wordml/word16du" xmlns:w16sdtdh="http://schemas.microsoft.com/office/word/2020/wordml/sdtdatahash" xmlns:w16sdtfl="http://schemas.microsoft.com/office/word/2024/wordml/sdtformatlock" xmlns:w16se="http://schemas.microsoft.com/office/word/2015/wordml/symex" mc:Ignorable="w14 w15 w16se w16cid w16 w16cex w16sdtdh w16sdtfl w16du">
+<w:styles xmlns:mc="http://schemas.openxmlformats.org/markup-compatibility/2006" xmlns:r="http://schemas.openxmlformats.org/officeDocument/2006/relationships" xmlns:w="http://schemas.openxmlformats.org/wordprocessingml/2006/main" xmlns:w14="http://schemas.microsoft.com/office/word/2010/wordml" xmlns:w15="http://schemas.microsoft.com/office/word/2012/wordml" xmlns:w16cex="http://schemas.microsoft.com/office/word/2018/wordml/cex" xmlns:w16cid="http://schemas.microsoft.com/office/word/2016/wordml/cid" xmlns:w16="http://schemas.microsoft.com/office/word/2018/wordml" xmlns:w16se="http://schemas.microsoft.com/office/word/2015/wordml/symex" mc:Ignorable="w14 w15 w16se w16cid w16 w16cex">
   <w:docDefaults>
     <w:rPrDefault>
       <w:rPr>
@@ -25648,6 +25658,7 @@
   <w:style w:type="character" w:default="1" w:styleId="DefaultParagraphFont">
     <w:name w:val="Default Paragraph Font"/>
     <w:uiPriority w:val="1"/>
+    <w:semiHidden/>
     <w:unhideWhenUsed/>
   </w:style>
   <w:style w:type="table" w:default="1" w:styleId="TableNormal">
